--- a/ram/mean median.docx
+++ b/ram/mean median.docx
@@ -1,6 +1,6 @@
 
 <file path=word/document.xml><?xml version="1.0" encoding="utf-8"?>
-<w:document xmlns:wpc="http://schemas.microsoft.com/office/word/2010/wordprocessingCanvas" xmlns:cx="http://schemas.microsoft.com/office/drawing/2014/chartex" xmlns:cx1="http://schemas.microsoft.com/office/drawing/2015/9/8/chartex" xmlns:cx2="http://schemas.microsoft.com/office/drawing/2015/10/21/chartex" xmlns:cx3="http://schemas.microsoft.com/office/drawing/2016/5/9/chartex" xmlns:cx4="http://schemas.microsoft.com/office/drawing/2016/5/10/chartex" xmlns:cx5="http://schemas.microsoft.com/office/drawing/2016/5/11/chartex" xmlns:cx6="http://schemas.microsoft.com/office/drawing/2016/5/12/chartex" xmlns:cx7="http://schemas.microsoft.com/office/drawing/2016/5/13/chartex" xmlns:cx8="http://schemas.microsoft.com/office/drawing/2016/5/14/chartex" xmlns:mc="http://schemas.openxmlformats.org/markup-compatibility/2006" xmlns:aink="http://schemas.microsoft.com/office/drawing/2016/ink" xmlns:am3d="http://schemas.microsoft.com/office/drawing/2017/model3d" xmlns:o="urn:schemas-microsoft-com:office:office" xmlns:oel="http://schemas.microsoft.com/office/2019/extlst" xmlns:r="http://schemas.openxmlformats.org/officeDocument/2006/relationships" xmlns:m="http://schemas.openxmlformats.org/officeDocument/2006/math" xmlns:v="urn:schemas-microsoft-com:vml" xmlns:wp14="http://schemas.microsoft.com/office/word/2010/wordprocessingDrawing" xmlns:wp="http://schemas.openxmlformats.org/drawingml/2006/wordprocessingDrawing" xmlns:w10="urn:schemas-microsoft-com:office:word" xmlns:w="http://schemas.openxmlformats.org/wordprocessingml/2006/main" xmlns:w14="http://schemas.microsoft.com/office/word/2010/wordml" xmlns:w15="http://schemas.microsoft.com/office/word/2012/wordml" xmlns:w16cex="http://schemas.microsoft.com/office/word/2018/wordml/cex" xmlns:w16cid="http://schemas.microsoft.com/office/word/2016/wordml/cid" xmlns:w16="http://schemas.microsoft.com/office/word/2018/wordml" xmlns:w16sdtdh="http://schemas.microsoft.com/office/word/2020/wordml/sdtdatahash" xmlns:w16se="http://schemas.microsoft.com/office/word/2015/wordml/symex" xmlns:wpg="http://schemas.microsoft.com/office/word/2010/wordprocessingGroup" xmlns:wpi="http://schemas.microsoft.com/office/word/2010/wordprocessingInk" xmlns:wne="http://schemas.microsoft.com/office/word/2006/wordml" xmlns:wps="http://schemas.microsoft.com/office/word/2010/wordprocessingShape" mc:Ignorable="w14 w15 w16se w16cid w16 w16cex w16sdtdh wp14">
+<w:document xmlns:wpc="http://schemas.microsoft.com/office/word/2010/wordprocessingCanvas" xmlns:cx="http://schemas.microsoft.com/office/drawing/2014/chartex" xmlns:cx1="http://schemas.microsoft.com/office/drawing/2015/9/8/chartex" xmlns:cx2="http://schemas.microsoft.com/office/drawing/2015/10/21/chartex" xmlns:cx3="http://schemas.microsoft.com/office/drawing/2016/5/9/chartex" xmlns:cx4="http://schemas.microsoft.com/office/drawing/2016/5/10/chartex" xmlns:cx5="http://schemas.microsoft.com/office/drawing/2016/5/11/chartex" xmlns:cx6="http://schemas.microsoft.com/office/drawing/2016/5/12/chartex" xmlns:cx7="http://schemas.microsoft.com/office/drawing/2016/5/13/chartex" xmlns:cx8="http://schemas.microsoft.com/office/drawing/2016/5/14/chartex" xmlns:mc="http://schemas.openxmlformats.org/markup-compatibility/2006" xmlns:aink="http://schemas.microsoft.com/office/drawing/2016/ink" xmlns:am3d="http://schemas.microsoft.com/office/drawing/2017/model3d" xmlns:o="urn:schemas-microsoft-com:office:office" xmlns:oel="http://schemas.microsoft.com/office/2019/extlst" xmlns:r="http://schemas.openxmlformats.org/officeDocument/2006/relationships" xmlns:m="http://schemas.openxmlformats.org/officeDocument/2006/math" xmlns:v="urn:schemas-microsoft-com:vml" xmlns:wp14="http://schemas.microsoft.com/office/word/2010/wordprocessingDrawing" xmlns:wp="http://schemas.openxmlformats.org/drawingml/2006/wordprocessingDrawing" xmlns:w10="urn:schemas-microsoft-com:office:word" xmlns:w="http://schemas.openxmlformats.org/wordprocessingml/2006/main" xmlns:w14="http://schemas.microsoft.com/office/word/2010/wordml" xmlns:w15="http://schemas.microsoft.com/office/word/2012/wordml" xmlns:w16cex="http://schemas.microsoft.com/office/word/2018/wordml/cex" xmlns:w16cid="http://schemas.microsoft.com/office/word/2016/wordml/cid" xmlns:w16="http://schemas.microsoft.com/office/word/2018/wordml" xmlns:w16du="http://schemas.microsoft.com/office/word/2023/wordml/word16du" xmlns:w16sdtdh="http://schemas.microsoft.com/office/word/2020/wordml/sdtdatahash" xmlns:w16sdtfl="http://schemas.microsoft.com/office/word/2024/wordml/sdtformatlock" xmlns:w16se="http://schemas.microsoft.com/office/word/2015/wordml/symex" xmlns:wpg="http://schemas.microsoft.com/office/word/2010/wordprocessingGroup" xmlns:wpi="http://schemas.microsoft.com/office/word/2010/wordprocessingInk" xmlns:wne="http://schemas.microsoft.com/office/word/2006/wordml" xmlns:wps="http://schemas.microsoft.com/office/word/2010/wordprocessingShape" mc:Ignorable="w14 w15 w16se w16cid w16 w16cex w16sdtdh w16sdtfl w16du wp14">
   <w:body>
     <w:p>
       <w:r>
@@ -9,27 +9,12 @@
     </w:p>
     <w:p>
       <w:r>
-        <w:t>n=</w:t>
-      </w:r>
-      <w:proofErr w:type="spellStart"/>
-      <w:proofErr w:type="gramStart"/>
-      <w:r>
-        <w:t>n.sort</w:t>
-      </w:r>
-      <w:proofErr w:type="spellEnd"/>
-      <w:proofErr w:type="gramEnd"/>
-    </w:p>
-    <w:p>
-      <w:r>
-        <w:t>count=</w:t>
-      </w:r>
-      <w:proofErr w:type="spellStart"/>
-      <w:r>
-        <w:t>len</w:t>
-      </w:r>
-      <w:proofErr w:type="spellEnd"/>
-      <w:r>
-        <w:t>(n)</w:t>
+        <w:t>n=n.sort</w:t>
+      </w:r>
+    </w:p>
+    <w:p>
+      <w:r>
+        <w:t>count=len(n)</w:t>
       </w:r>
     </w:p>
     <w:p>
@@ -39,34 +24,13 @@
     </w:p>
     <w:p>
       <w:r>
-        <w:t xml:space="preserve">for </w:t>
-      </w:r>
-      <w:proofErr w:type="spellStart"/>
-      <w:r>
-        <w:t>i</w:t>
-      </w:r>
-      <w:proofErr w:type="spellEnd"/>
-      <w:r>
-        <w:t xml:space="preserve"> in range(</w:t>
-      </w:r>
-      <w:proofErr w:type="spellStart"/>
-      <w:r>
-        <w:t>len</w:t>
-      </w:r>
-      <w:proofErr w:type="spellEnd"/>
-      <w:r>
-        <w:t>(n)):</w:t>
-      </w:r>
-    </w:p>
-    <w:p>
-      <w:r>
-        <w:t xml:space="preserve">    sum=</w:t>
-      </w:r>
-      <w:proofErr w:type="spellStart"/>
-      <w:r>
-        <w:t>sum+i</w:t>
-      </w:r>
-      <w:proofErr w:type="spellEnd"/>
+        <w:t>for i in range(len(n)):</w:t>
+      </w:r>
+    </w:p>
+    <w:p>
+      <w:r>
+        <w:t xml:space="preserve">    sum=sum+i</w:t>
+      </w:r>
     </w:p>
     <w:p>
       <w:r>
@@ -80,15 +44,7 @@
     </w:p>
     <w:p>
       <w:r>
-        <w:t xml:space="preserve">   median1=(n[count/</w:t>
-      </w:r>
-      <w:proofErr w:type="gramStart"/>
-      <w:r>
-        <w:t>2]+</w:t>
-      </w:r>
-      <w:proofErr w:type="gramEnd"/>
-      <w:r>
-        <w:t xml:space="preserve">n[count/2=1])/2 </w:t>
+        <w:t xml:space="preserve">   median1=(n[count/2]+n[count/2=1])/2 </w:t>
       </w:r>
     </w:p>
     <w:p>
@@ -108,33 +64,12 @@
     </w:p>
     <w:p>
       <w:r>
-        <w:t>mode=""</w:t>
-      </w:r>
-    </w:p>
-    <w:p>
-      <w:r>
-        <w:t xml:space="preserve">for </w:t>
-      </w:r>
-      <w:proofErr w:type="spellStart"/>
-      <w:r>
-        <w:t>i</w:t>
-      </w:r>
-      <w:proofErr w:type="spellEnd"/>
-      <w:r>
-        <w:t xml:space="preserve"> in n:</w:t>
-      </w:r>
-    </w:p>
-    <w:p>
-      <w:r>
-        <w:t xml:space="preserve">    </w:t>
-      </w:r>
-      <w:proofErr w:type="spellStart"/>
-      <w:r>
-        <w:t>count_occurence</w:t>
-      </w:r>
-      <w:proofErr w:type="spellEnd"/>
-      <w:r>
-        <w:t>=0</w:t>
+        <w:t>for i in n:</w:t>
+      </w:r>
+    </w:p>
+    <w:p>
+      <w:r>
+        <w:t xml:space="preserve">    count_occurence=0</w:t>
       </w:r>
     </w:p>
     <w:p>
@@ -144,15 +79,7 @@
     </w:p>
     <w:p>
       <w:r>
-        <w:t xml:space="preserve">        if </w:t>
-      </w:r>
-      <w:proofErr w:type="spellStart"/>
-      <w:r>
-        <w:t>i</w:t>
-      </w:r>
-      <w:proofErr w:type="spellEnd"/>
-      <w:r>
-        <w:t>==j:</w:t>
+        <w:t xml:space="preserve">        if i==j:</w:t>
       </w:r>
     </w:p>
     <w:p>
@@ -162,36 +89,12 @@
     </w:p>
     <w:p>
       <w:r>
-        <w:t xml:space="preserve">    if count&gt;</w:t>
-      </w:r>
-      <w:proofErr w:type="spellStart"/>
-      <w:r>
-        <w:t>count_occurence</w:t>
-      </w:r>
-      <w:proofErr w:type="spellEnd"/>
-      <w:r>
-        <w:t>:</w:t>
-      </w:r>
-    </w:p>
-    <w:p>
-      <w:r>
-        <w:t xml:space="preserve">       </w:t>
-      </w:r>
-      <w:proofErr w:type="spellStart"/>
-      <w:r>
-        <w:t>modee</w:t>
-      </w:r>
-      <w:proofErr w:type="spellEnd"/>
-      <w:r>
-        <w:t>=</w:t>
-      </w:r>
-      <w:proofErr w:type="spellStart"/>
-      <w:r>
-        <w:t>i</w:t>
-      </w:r>
-      <w:proofErr w:type="spellEnd"/>
-      <w:r>
-        <w:t>+","</w:t>
+        <w:t xml:space="preserve">    if count&gt;count_occurence:</w:t>
+      </w:r>
+    </w:p>
+    <w:p>
+      <w:r>
+        <w:t xml:space="preserve">       modee=i+","</w:t>
       </w:r>
     </w:p>
     <w:sectPr>
@@ -205,7 +108,7 @@
 </file>
 
 <file path=word/styles.xml><?xml version="1.0" encoding="utf-8"?>
-<w:styles xmlns:mc="http://schemas.openxmlformats.org/markup-compatibility/2006" xmlns:r="http://schemas.openxmlformats.org/officeDocument/2006/relationships" xmlns:w="http://schemas.openxmlformats.org/wordprocessingml/2006/main" xmlns:w14="http://schemas.microsoft.com/office/word/2010/wordml" xmlns:w15="http://schemas.microsoft.com/office/word/2012/wordml" xmlns:w16cex="http://schemas.microsoft.com/office/word/2018/wordml/cex" xmlns:w16cid="http://schemas.microsoft.com/office/word/2016/wordml/cid" xmlns:w16="http://schemas.microsoft.com/office/word/2018/wordml" xmlns:w16sdtdh="http://schemas.microsoft.com/office/word/2020/wordml/sdtdatahash" xmlns:w16se="http://schemas.microsoft.com/office/word/2015/wordml/symex" mc:Ignorable="w14 w15 w16se w16cid w16 w16cex w16sdtdh">
+<w:styles xmlns:mc="http://schemas.openxmlformats.org/markup-compatibility/2006" xmlns:r="http://schemas.openxmlformats.org/officeDocument/2006/relationships" xmlns:w="http://schemas.openxmlformats.org/wordprocessingml/2006/main" xmlns:w14="http://schemas.microsoft.com/office/word/2010/wordml" xmlns:w15="http://schemas.microsoft.com/office/word/2012/wordml" xmlns:w16cex="http://schemas.microsoft.com/office/word/2018/wordml/cex" xmlns:w16cid="http://schemas.microsoft.com/office/word/2016/wordml/cid" xmlns:w16="http://schemas.microsoft.com/office/word/2018/wordml" xmlns:w16du="http://schemas.microsoft.com/office/word/2023/wordml/word16du" xmlns:w16sdtdh="http://schemas.microsoft.com/office/word/2020/wordml/sdtdatahash" xmlns:w16sdtfl="http://schemas.microsoft.com/office/word/2024/wordml/sdtformatlock" xmlns:w16se="http://schemas.microsoft.com/office/word/2015/wordml/symex" mc:Ignorable="w14 w15 w16se w16cid w16 w16cex w16sdtdh w16sdtfl w16du">
   <w:docDefaults>
     <w:rPrDefault>
       <w:rPr>
